--- a/NexusDocs/templates/requests/09_higher_investigation.docx
+++ b/NexusDocs/templates/requests/09_higher_investigation.docx
@@ -264,22 +264,6 @@
           <w:szCs w:val="28"/>
         </w:rPr>
         <w:t>{{CASE_LOCATION_PHRASE}}</w:t>
-      </w:r>
-      <w:r>
-        <w:rPr>
-          <w:rFonts w:eastAsia="MS Mincho"/>
-          <w:bCs/>
-          <w:noProof/>
-          <w:szCs w:val="28"/>
-        </w:rPr>
-      </w:r>
-      <w:r>
-        <w:rPr>
-          <w:rFonts w:eastAsia="MS Mincho"/>
-          <w:bCs/>
-          <w:noProof/>
-          <w:szCs w:val="28"/>
-        </w:rPr>
       </w:r>
       <w:r>
         <w:rPr>
@@ -1356,24 +1340,6 @@
             </w:r>
             <w:r>
               <w:rPr>
-                <w:rFonts w:eastAsia="MS Mincho"/>
-                <w:bCs/>
-                <w:noProof/>
-                <w:sz w:val="26"/>
-                <w:szCs w:val="26"/>
-              </w:rPr>
-            </w:r>
-            <w:r>
-              <w:rPr>
-                <w:rFonts w:eastAsia="MS Mincho"/>
-                <w:bCs/>
-                <w:noProof/>
-                <w:sz w:val="26"/>
-                <w:szCs w:val="26"/>
-              </w:rPr>
-            </w:r>
-            <w:r>
-              <w:rPr>
                 <w:sz w:val="24"/>
               </w:rPr>
               <w:t xml:space="preserve"> по признакам преступления, предусмотренного</w:t>
@@ -1382,7 +1348,19 @@
               <w:rPr>
                 <w:sz w:val="24"/>
               </w:rPr>
-              <w:t xml:space="preserve"> ч. </w:t>
+              <w:t xml:space="preserve"> </w:t>
+            </w:r>
+            <w:r>
+              <w:rPr>
+                <w:sz w:val="24"/>
+              </w:rPr>
+              <w:br/>
+            </w:r>
+            <w:r>
+              <w:rPr>
+                <w:sz w:val="24"/>
+              </w:rPr>
+              <w:t xml:space="preserve">ч. </w:t>
             </w:r>
             <w:r>
               <w:rPr>
@@ -1500,8 +1478,6 @@
         </w:rPr>
         <w:t xml:space="preserve">       </w:t>
       </w:r>
-      <w:bookmarkStart w:id="0" w:name="_GoBack"/>
-      <w:bookmarkEnd w:id="0"/>
       <w:r>
         <w:rPr>
           <w:sz w:val="24"/>
@@ -1629,6 +1605,7 @@
         <w:spacing w:before="0" w:after="0" w:line="240" w:lineRule="auto"/>
         <w:jc w:val="left"/>
         <w:rPr>
+          <w:color w:val="000000" w:themeColor="text1"/>
           <w:sz w:val="24"/>
           <w:szCs w:val="24"/>
         </w:rPr>
@@ -1637,12 +1614,15 @@
         <w:r>
           <w:rPr>
             <w:rStyle w:val="af"/>
+            <w:color w:val="000000" w:themeColor="text1"/>
             <w:sz w:val="24"/>
             <w:szCs w:val="24"/>
           </w:rPr>
           <w:t>vso-2402@vso.private</w:t>
         </w:r>
       </w:hyperlink>
+      <w:bookmarkStart w:id="0" w:name="_GoBack"/>
+      <w:bookmarkEnd w:id="0"/>
     </w:p>
     <w:sectPr>
       <w:footerReference w:type="default" r:id="rId10"/>
@@ -1709,6 +1689,7 @@
             <w:rPr>
               <w:sz w:val="16"/>
               <w:szCs w:val="16"/>
+              <w:lang w:val="en-US"/>
             </w:rPr>
           </w:pPr>
           <w:r>
@@ -1737,14 +1718,15 @@
               <w:sz w:val="16"/>
               <w:szCs w:val="16"/>
             </w:rPr>
-            <w:t>Исх. №</w:t>
+            <w:t xml:space="preserve">Исх. </w:t>
           </w:r>
           <w:r>
             <w:rPr>
               <w:sz w:val="16"/>
               <w:szCs w:val="16"/>
+              <w:lang w:val="en-US"/>
             </w:rPr>
-            <w:t xml:space="preserve"> </w:t>
+            <w:t xml:space="preserve">№ </w:t>
           </w:r>
           <w:proofErr w:type="spellStart"/>
           <w:r>
@@ -1759,6 +1741,7 @@
             <w:rPr>
               <w:sz w:val="18"/>
               <w:szCs w:val="16"/>
+              <w:lang w:val="en-US"/>
             </w:rPr>
             <w:t>-</w:t>
           </w:r>
@@ -1767,6 +1750,7 @@
               <w:noProof/>
               <w:sz w:val="18"/>
               <w:szCs w:val="16"/>
+              <w:lang w:val="en-US"/>
             </w:rPr>
             <w:t>{{OUTGOING_NUMBER}}</w:t>
           </w:r>
@@ -1774,6 +1758,7 @@
             <w:rPr>
               <w:sz w:val="18"/>
               <w:szCs w:val="16"/>
+              <w:lang w:val="en-US"/>
             </w:rPr>
             <w:t>/9-26</w:t>
           </w:r>
@@ -1786,6 +1771,7 @@
             <w:rPr>
               <w:sz w:val="20"/>
               <w:szCs w:val="20"/>
+              <w:lang w:val="en-US"/>
             </w:rPr>
           </w:pPr>
           <w:r>
@@ -1793,13 +1779,22 @@
               <w:sz w:val="16"/>
               <w:szCs w:val="16"/>
             </w:rPr>
-            <w:t xml:space="preserve">от </w:t>
+            <w:t>от</w:t>
+          </w:r>
+          <w:r>
+            <w:rPr>
+              <w:sz w:val="16"/>
+              <w:szCs w:val="16"/>
+              <w:lang w:val="en-US"/>
+            </w:rPr>
+            <w:t xml:space="preserve"> </w:t>
           </w:r>
           <w:r>
             <w:rPr>
               <w:noProof/>
               <w:sz w:val="18"/>
               <w:szCs w:val="16"/>
+              <w:lang w:val="en-US"/>
             </w:rPr>
             <w:t>{{OUTGOING_DATE}}</w:t>
           </w:r>
@@ -1810,6 +1805,9 @@
   <w:p>
     <w:pPr>
       <w:pStyle w:val="ab"/>
+      <w:rPr>
+        <w:lang w:val="en-US"/>
+      </w:rPr>
     </w:pPr>
   </w:p>
 </w:ftr>
@@ -3716,7 +3714,7 @@
 </file>
 
 <file path=customXml/itemProps1.xml><?xml version="1.0" encoding="utf-8"?>
-<ds:datastoreItem xmlns:ds="http://schemas.openxmlformats.org/officeDocument/2006/customXml" ds:itemID="{D9BBCD07-7A5B-4DA3-BFCF-B41A474EF002}">
+<ds:datastoreItem xmlns:ds="http://schemas.openxmlformats.org/officeDocument/2006/customXml" ds:itemID="{65C45D08-E0EF-46F9-B971-80696D83E2B4}">
   <ds:schemaRefs>
     <ds:schemaRef ds:uri="http://schemas.openxmlformats.org/officeDocument/2006/bibliography"/>
   </ds:schemaRefs>

--- a/NexusDocs/templates/requests/09_higher_investigation.docx
+++ b/NexusDocs/templates/requests/09_higher_investigation.docx
@@ -507,6 +507,66 @@
         <w:rPr>
           <w:szCs w:val="28"/>
         </w:rPr>
+        <w:drawing>
+          <wp:anchor distT="0" distB="0" distL="114300" distR="114300" simplePos="0" relativeHeight="251658240" behindDoc="1" locked="0" layoutInCell="1" allowOverlap="1" wp14:anchorId="322B8142" wp14:editId="304ECD35">
+            <wp:simplePos x="0" y="0"/>
+            <wp:positionH relativeFrom="column">
+              <wp:posOffset>3729769</wp:posOffset>
+            </wp:positionH>
+            <wp:positionV relativeFrom="paragraph">
+              <wp:posOffset>198912</wp:posOffset>
+            </wp:positionV>
+            <wp:extent cx="1199626" cy="1350977"/>
+            <wp:effectExtent l="0" t="0" r="635" b="1905"/>
+            <wp:wrapNone/>
+            <wp:docPr id="1" name="Рисунок 1"/>
+            <wp:cNvGraphicFramePr>
+              <a:graphicFrameLocks xmlns:a="http://schemas.openxmlformats.org/drawingml/2006/main" noChangeAspect="1"/>
+            </wp:cNvGraphicFramePr>
+            <a:graphic xmlns:a="http://schemas.openxmlformats.org/drawingml/2006/main">
+              <a:graphicData uri="http://schemas.openxmlformats.org/drawingml/2006/picture">
+                <pic:pic xmlns:pic="http://schemas.openxmlformats.org/drawingml/2006/picture">
+                  <pic:nvPicPr>
+                    <pic:cNvPr id="1" name=""/>
+                    <pic:cNvPicPr/>
+                  </pic:nvPicPr>
+                  <pic:blipFill>
+                    <a:blip r:embed="rId8" cstate="print">
+                      <a:extLst>
+                        <a:ext uri="{28A0092B-C50C-407E-A947-70E740481C1C}">
+                          <a14:useLocalDpi xmlns:a14="http://schemas.microsoft.com/office/drawing/2010/main" val="0"/>
+                        </a:ext>
+                      </a:extLst>
+                    </a:blip>
+                    <a:stretch>
+                      <a:fillRect/>
+                    </a:stretch>
+                  </pic:blipFill>
+                  <pic:spPr>
+                    <a:xfrm>
+                      <a:off x="0" y="0"/>
+                      <a:ext cx="1199626" cy="1350977"/>
+                    </a:xfrm>
+                    <a:prstGeom prst="rect">
+                      <a:avLst/>
+                    </a:prstGeom>
+                  </pic:spPr>
+                </pic:pic>
+              </a:graphicData>
+            </a:graphic>
+            <wp14:sizeRelH relativeFrom="margin">
+              <wp14:pctWidth>0</wp14:pctWidth>
+            </wp14:sizeRelH>
+            <wp14:sizeRelV relativeFrom="margin">
+              <wp14:pctHeight>0</wp14:pctHeight>
+            </wp14:sizeRelV>
+          </wp:anchor>
+        </w:drawing>
+      </w:r>
+      <w:r>
+        <w:rPr>
+          <w:szCs w:val="28"/>
+        </w:rPr>
         <w:t xml:space="preserve">военного следственного отдела </w:t>
       </w:r>
     </w:p>
@@ -542,7 +602,7 @@
           <w:lang w:bidi="ru-RU"/>
         </w:rPr>
         <w:sectPr>
-          <w:footerReference w:type="default" r:id="rId8"/>
+          <w:footerReference w:type="default" r:id="rId9"/>
           <w:type w:val="continuous"/>
           <w:pgSz w:w="11906" w:h="16838" w:code="9"/>
           <w:pgMar w:top="1134" w:right="567" w:bottom="1134" w:left="1418" w:header="0" w:footer="340" w:gutter="0"/>
@@ -563,6 +623,8 @@
         </w:rPr>
         <w:t>Агиров</w:t>
       </w:r>
+      <w:bookmarkStart w:id="0" w:name="_GoBack"/>
+      <w:bookmarkEnd w:id="0"/>
       <w:proofErr w:type="spellEnd"/>
     </w:p>
     <w:p>
@@ -991,7 +1053,7 @@
               <w:rPr>
                 <w:sz w:val="24"/>
               </w:rPr>
-              <w:t>Следователь</w:t>
+              <w:t xml:space="preserve">{{INVESTIGATOR_POSITION_TABLE}}</w:t>
             </w:r>
           </w:p>
           <w:p>
@@ -1004,7 +1066,7 @@
               <w:rPr>
                 <w:sz w:val="24"/>
               </w:rPr>
-              <w:t xml:space="preserve">лейтенант юстиции </w:t>
+              <w:t xml:space="preserve">{{INVESTIGATOR_RANK}} </w:t>
             </w:r>
           </w:p>
           <w:p>
@@ -1018,14 +1080,14 @@
               <w:rPr>
                 <w:sz w:val="24"/>
               </w:rPr>
-              <w:t>Цомартов</w:t>
+              <w:t xml:space="preserve">{{INVESTIGATOR_TABLE_NAME}}</w:t>
             </w:r>
             <w:proofErr w:type="spellEnd"/>
             <w:r>
               <w:rPr>
                 <w:sz w:val="24"/>
               </w:rPr>
-              <w:t xml:space="preserve"> С.А.</w:t>
+              <w:t xml:space="preserve"/>
             </w:r>
           </w:p>
         </w:tc>
@@ -1409,7 +1471,7 @@
           <w:sz w:val="24"/>
           <w:szCs w:val="24"/>
         </w:rPr>
-        <w:t>Следователь</w:t>
+        <w:t xml:space="preserve">{{INVESTIGATOR_POSITION_SHORT}}</w:t>
       </w:r>
     </w:p>
     <w:p>
@@ -1469,7 +1531,7 @@
           <w:sz w:val="24"/>
           <w:szCs w:val="24"/>
         </w:rPr>
-        <w:t xml:space="preserve">лейтенант юстиции                                                                                                   </w:t>
+        <w:t xml:space="preserve">{{INVESTIGATOR_RANK}}                                                                                                   </w:t>
       </w:r>
       <w:r>
         <w:rPr>
@@ -1483,7 +1545,7 @@
           <w:sz w:val="24"/>
           <w:szCs w:val="24"/>
         </w:rPr>
-        <w:t xml:space="preserve">С.А. </w:t>
+        <w:t xml:space="preserve">{{INVESTIGATOR_INITIALS_SURNAME}}</w:t>
       </w:r>
       <w:proofErr w:type="spellStart"/>
       <w:r>
@@ -1491,7 +1553,7 @@
           <w:sz w:val="24"/>
           <w:szCs w:val="24"/>
         </w:rPr>
-        <w:t>Цомартов</w:t>
+        <w:t xml:space="preserve"/>
       </w:r>
       <w:proofErr w:type="spellEnd"/>
     </w:p>
@@ -1610,7 +1672,7 @@
           <w:szCs w:val="24"/>
         </w:rPr>
       </w:pPr>
-      <w:hyperlink r:id="rId9" w:history="1">
+      <w:hyperlink r:id="rId10" w:history="1">
         <w:r>
           <w:rPr>
             <w:rStyle w:val="af"/>
@@ -1621,11 +1683,9 @@
           <w:t>vso-2402@vso.private</w:t>
         </w:r>
       </w:hyperlink>
-      <w:bookmarkStart w:id="0" w:name="_GoBack"/>
-      <w:bookmarkEnd w:id="0"/>
     </w:p>
     <w:sectPr>
-      <w:footerReference w:type="default" r:id="rId10"/>
+      <w:footerReference w:type="default" r:id="rId11"/>
       <w:pgSz w:w="11906" w:h="16838" w:code="9"/>
       <w:pgMar w:top="1418" w:right="567" w:bottom="1134" w:left="1418" w:header="0" w:footer="340" w:gutter="0"/>
       <w:cols w:space="708"/>
@@ -3714,7 +3774,7 @@
 </file>
 
 <file path=customXml/itemProps1.xml><?xml version="1.0" encoding="utf-8"?>
-<ds:datastoreItem xmlns:ds="http://schemas.openxmlformats.org/officeDocument/2006/customXml" ds:itemID="{65C45D08-E0EF-46F9-B971-80696D83E2B4}">
+<ds:datastoreItem xmlns:ds="http://schemas.openxmlformats.org/officeDocument/2006/customXml" ds:itemID="{C5AB7B4E-FBB6-4CF9-AFB8-5AC588DD7C24}">
   <ds:schemaRefs>
     <ds:schemaRef ds:uri="http://schemas.openxmlformats.org/officeDocument/2006/bibliography"/>
   </ds:schemaRefs>
